--- a/word_reports/LP_0324_위치_179_Styx_Paradise Theater.docx
+++ b/word_reports/LP_0324_위치_179_Styx_Paradise Theater.docx
@@ -4,7 +4,7 @@
   <w:body>
     <w:p>
       <w:pPr>
-        <w:spacing w:after="280"/>
+        <w:spacing w:after="80"/>
       </w:pPr>
       <w:r>
         <w:rPr w:rFonts="맑은 고딕">
@@ -13,94 +13,47 @@
           <w:color w:val="1E3A8A"/>
           <w:sz w:val="30"/>
         </w:rPr>
-        <w:t>[179] Styx - Paradise Theater</w:t>
+        <w:t>Styx (삼도천) - Paradise Theater</w:t>
       </w:r>
     </w:p>
     <w:p>
       <w:pPr>
-        <w:spacing w:after="320"/>
+        <w:spacing w:after="240"/>
       </w:pPr>
       <w:r>
         <w:rPr w:rFonts="맑은 고딕">
           <w:rFonts w:ascii="맑은 고딕" w:hAnsi="맑은 고딕" w:eastAsia="맑은 고딕"/>
           <w:b/>
-          <w:sz w:val="20"/>
+          <w:color w:val="4B5563"/>
+          <w:sz w:val="22"/>
         </w:rPr>
-        <w:t>■ 위치 : 179</w:t>
-        <w:br/>
-      </w:r>
-      <w:r>
-        <w:rPr w:rFonts="맑은 고딕">
-          <w:rFonts w:ascii="맑은 고딕" w:hAnsi="맑은 고딕" w:eastAsia="맑은 고딕"/>
-          <w:b/>
-          <w:sz w:val="20"/>
-        </w:rPr>
-        <w:t>■ 아티스트 : Styx</w:t>
-        <w:br/>
-      </w:r>
-      <w:r>
-        <w:rPr w:rFonts="맑은 고딕">
-          <w:rFonts w:ascii="맑은 고딕" w:hAnsi="맑은 고딕" w:eastAsia="맑은 고딕"/>
-          <w:b/>
-          <w:sz w:val="20"/>
-        </w:rPr>
-        <w:t>■ 앨범명 : Paradise Theater</w:t>
-        <w:br/>
-      </w:r>
-      <w:r>
-        <w:rPr w:rFonts="맑은 고딕">
-          <w:rFonts w:ascii="맑은 고딕" w:hAnsi="맑은 고딕" w:eastAsia="맑은 고딕"/>
-          <w:b w:val="0"/>
-          <w:sz w:val="20"/>
-        </w:rPr>
-        <w:t>■ 음반 레이블 : A&amp;M Records</w:t>
-        <w:br/>
-      </w:r>
-      <w:r>
-        <w:rPr w:rFonts="맑은 고딕">
-          <w:rFonts w:ascii="맑은 고딕" w:hAnsi="맑은 고딕" w:eastAsia="맑은 고딕"/>
-          <w:b w:val="0"/>
-          <w:sz w:val="20"/>
-        </w:rPr>
-        <w:t>■ 발매년도 : 1981</w:t>
-        <w:br/>
-      </w:r>
-      <w:r>
-        <w:rPr w:rFonts="맑은 고딕">
-          <w:rFonts w:ascii="맑은 고딕" w:hAnsi="맑은 고딕" w:eastAsia="맑은 고딕"/>
-          <w:b w:val="0"/>
-          <w:sz w:val="20"/>
-        </w:rPr>
-        <w:t>■ 장르 : 프로그레시브 록 / 아레나 록 / 아트 록</w:t>
-        <w:br/>
-      </w:r>
-      <w:r>
-        <w:rPr w:rFonts="맑은 고딕">
-          <w:rFonts w:ascii="맑은 고딕" w:hAnsi="맑은 고딕" w:eastAsia="맑은 고딕"/>
-          <w:b w:val="0"/>
-          <w:sz w:val="20"/>
-        </w:rPr>
-        <w:t>■ 주요 수록곡 : - A.D. 1928</w:t>
-        <w:br/>
+        <w:t>위치 :  179</w:t>
       </w:r>
     </w:p>
     <w:p>
       <w:pPr>
-        <w:spacing w:after="160"/>
+        <w:spacing w:line="324" w:lineRule="auto" w:before="80" w:after="160"/>
       </w:pPr>
       <w:r>
         <w:rPr w:rFonts="맑은 고딕">
           <w:rFonts w:ascii="맑은 고딕" w:hAnsi="맑은 고딕" w:eastAsia="맑은 고딕"/>
           <w:b/>
           <w:color w:val="1F2937"/>
-          <w:sz w:val="24"/>
+          <w:sz w:val="22"/>
         </w:rPr>
-        <w:t>■ 음반 해설 및 감상 가이드</w:t>
+        <w:t xml:space="preserve">[음반 소개] </w:t>
+      </w:r>
+      <w:r>
+        <w:rPr w:rFonts="맑은 고딕">
+          <w:rFonts w:ascii="맑은 고딕" w:hAnsi="맑은 고딕" w:eastAsia="맑은 고딕"/>
+          <w:b w:val="0"/>
+          <w:sz w:val="21"/>
+        </w:rPr>
       </w:r>
     </w:p>
     <w:p>
       <w:pPr>
-        <w:spacing w:line="312" w:lineRule="auto" w:after="120"/>
+        <w:spacing w:line="324" w:lineRule="auto" w:after="120"/>
       </w:pPr>
       <w:r>
         <w:rPr w:rFonts="맑은 고딕">
@@ -108,51 +61,516 @@
           <w:b w:val="0"/>
           <w:sz w:val="21"/>
         </w:rPr>
-        <w:t>1981년에 발매된 스틱스(Styx)의 열 번째 스튜디오 앨범 《Paradise Theater》는 미국 시카고에 실제로 존재했던 전설적인 극장 '파라다이스 시어터'의 흥망성쇠를 은유 삼아, 당시 미국 사회의 변화와 약동, 그리고 씁쓸한 단면을 담아낸 명작 콘셉트 앨범입니다. 대공황 직전인 1928년에 화려하게 개관하여 영광을 누린 뒤 결국 쇠락하여 폐관에 이른 극장의 역사를 통해, 밴드는 경제적 침체와 불확실성 속에서 흔들리던 1980년대 초반 미국의 시대상을 정교하게 고찰합니다. 이 음반은 스틱스에게 빌보드 앨범 차트 1위라는 대성업을 안겨주며 프로그레시브 록과 팝적인 감수성의 완벽한 결합을 입증한 명반으로 평가받습니다.</w:t>
+        <w:t>1981년 벽두에 발표된 스틱스(Styx)의 열 번째 정규 앨범 《Paradise Theater》는 한 시대의 찬란했던 번영과 서글픈 쇠락을 웅장한 록 오페라의 필치로 그려낸 기념비적 걸작입니다. 시카고의 유서 깊은 '파라다이스 극장'의 개관과 몰락을 모티프 삼아, 급변하는 시대의 소용돌이 속에서 피어난 인간 군상의 꿈과 상실감을 한 편의 서사시처럼 유려하게 엮어내었습니다. 정교한 프로그레시브 록의 미학과 가슴을 울리는 AOR(Adult Oriented Rock) 특유의 유려한 선율이 완벽한 조화를 이루며 반세기가 흐른 오늘날에도 변함없는 낭만을 전합니다. 턴테이블의 바늘 끝에서 피어오르는 화려한 브라스와 서정적인 피아노의 화음은 청자를 아련한 노스탤지어가 일렁이는 과거의 찬연한 무대로 인도합니다.</w:t>
       </w:r>
     </w:p>
     <w:p>
       <w:pPr>
-        <w:spacing w:line="312" w:lineRule="auto" w:after="120"/>
+        <w:spacing w:line="324" w:lineRule="auto" w:before="200" w:after="80"/>
       </w:pPr>
+      <w:r>
+        <w:rPr w:rFonts="맑은 고딕">
+          <w:rFonts w:ascii="맑은 고딕" w:hAnsi="맑은 고딕" w:eastAsia="맑은 고딕"/>
+          <w:b/>
+          <w:color w:val="1E3A8A"/>
+          <w:sz w:val="24"/>
+        </w:rPr>
+        <w:t>1. 음반 데이터</w:t>
+      </w:r>
+    </w:p>
+    <w:p>
+      <w:pPr>
+        <w:spacing w:line="324" w:lineRule="auto" w:after="80"/>
+      </w:pPr>
+      <w:r>
+        <w:rPr w:rFonts="맑은 고딕">
+          <w:rFonts w:ascii="맑은 고딕" w:hAnsi="맑은 고딕" w:eastAsia="맑은 고딕"/>
+          <w:b w:val="0"/>
+          <w:color w:val="6B7280"/>
+          <w:sz w:val="21"/>
+        </w:rPr>
+        <w:t xml:space="preserve">· </w:t>
+      </w:r>
+      <w:r>
+        <w:rPr w:rFonts="맑은 고딕">
+          <w:rFonts w:ascii="맑은 고딕" w:hAnsi="맑은 고딕" w:eastAsia="맑은 고딕"/>
+          <w:b/>
+          <w:color w:val="1F2937"/>
+          <w:sz w:val="21"/>
+        </w:rPr>
+        <w:t xml:space="preserve">앨범명: </w:t>
+      </w:r>
       <w:r>
         <w:rPr w:rFonts="맑은 고딕">
           <w:rFonts w:ascii="맑은 고딕" w:hAnsi="맑은 고딕" w:eastAsia="맑은 고딕"/>
           <w:b w:val="0"/>
           <w:sz w:val="21"/>
         </w:rPr>
-        <w:t>음악적으로 이 앨범은 웅장한 프로그레시브 록의 대담함과 서사적인 팝 멜로디의 미학을 고루 갖추고 있습니다. 메인 프로듀서이자 리더인 데니스 디영(Dennis DeYoung)의 드라마틱한 키보드 연주와 극적인 보컬 라인은 앨범 전체의 연극적 분위기를 주도하며, 여기에 토미 쇼(Tommy Shaw)와 제임스 영(James Young)의 날카롭고 에너지 넘치는 기타 리프가 결합하여 압도적인 사운드 스케일을 완성합니다. 섬세한 서정성과 폭발적인 록 에너지가 교차하며 펼쳐지는 다채로운 조화는 듣는 이에게 한 편의 뮤지컬을 관람하는 듯한 깊은 몰입감을 선사합니다.</w:t>
+        <w:t>Paradise Theater</w:t>
       </w:r>
     </w:p>
     <w:p>
       <w:pPr>
-        <w:spacing w:line="312" w:lineRule="auto" w:after="120"/>
+        <w:spacing w:line="324" w:lineRule="auto" w:after="80"/>
       </w:pPr>
+      <w:r>
+        <w:rPr w:rFonts="맑은 고딕">
+          <w:rFonts w:ascii="맑은 고딕" w:hAnsi="맑은 고딕" w:eastAsia="맑은 고딕"/>
+          <w:b w:val="0"/>
+          <w:color w:val="6B7280"/>
+          <w:sz w:val="21"/>
+        </w:rPr>
+        <w:t xml:space="preserve">· </w:t>
+      </w:r>
+      <w:r>
+        <w:rPr w:rFonts="맑은 고딕">
+          <w:rFonts w:ascii="맑은 고딕" w:hAnsi="맑은 고딕" w:eastAsia="맑은 고딕"/>
+          <w:b/>
+          <w:color w:val="1F2937"/>
+          <w:sz w:val="21"/>
+        </w:rPr>
+        <w:t xml:space="preserve">아티스트: </w:t>
+      </w:r>
       <w:r>
         <w:rPr w:rFonts="맑은 고딕">
           <w:rFonts w:ascii="맑은 고딕" w:hAnsi="맑은 고딕" w:eastAsia="맑은 고딕"/>
           <w:b w:val="0"/>
           <w:sz w:val="21"/>
         </w:rPr>
-        <w:t>앨범의 서막을 알리는 'A.D. 1928'과 이어지는 'Rockin' the Paradise'는 활기찬 아레나 록의 정수를 보여주며 단숨에 청중을 사로잡습니다. 빌보드 싱글 차트 3위에 오르며 폭넓은 사랑을 받은 'The Best of Times'는 디영 특유의 감성적인 피아노 선율과 호소력 짙은 보컬이 돋보이는 웅장한 록 발라드로, 찬란했던 과거에 대한 향수와 애수를 극적으로 노래합니다. 반면 토미 쇼가 작곡하고 부른 'Too Much Time on My Hands'는 신시사이저의 중독성 있는 베이스라인과 스피디한 기타 연주가 어우러져, 현대인의 소외감과 방황을 위트 있으면서도 감각적으로 표현해냈습니다.</w:t>
+        <w:t>Styx (삼도천)</w:t>
       </w:r>
     </w:p>
     <w:p>
       <w:pPr>
-        <w:spacing w:line="312" w:lineRule="auto" w:after="120"/>
+        <w:spacing w:line="324" w:lineRule="auto" w:after="80"/>
       </w:pPr>
+      <w:r>
+        <w:rPr w:rFonts="맑은 고딕">
+          <w:rFonts w:ascii="맑은 고딕" w:hAnsi="맑은 고딕" w:eastAsia="맑은 고딕"/>
+          <w:b w:val="0"/>
+          <w:color w:val="6B7280"/>
+          <w:sz w:val="21"/>
+        </w:rPr>
+        <w:t xml:space="preserve">· </w:t>
+      </w:r>
+      <w:r>
+        <w:rPr w:rFonts="맑은 고딕">
+          <w:rFonts w:ascii="맑은 고딕" w:hAnsi="맑은 고딕" w:eastAsia="맑은 고딕"/>
+          <w:b/>
+          <w:color w:val="1F2937"/>
+          <w:sz w:val="21"/>
+        </w:rPr>
+        <w:t xml:space="preserve">발매 정보: </w:t>
+      </w:r>
       <w:r>
         <w:rPr w:rFonts="맑은 고딕">
           <w:rFonts w:ascii="맑은 고딕" w:hAnsi="맑은 고딕" w:eastAsia="맑은 고딕"/>
           <w:b w:val="0"/>
           <w:sz w:val="21"/>
         </w:rPr>
-        <w:t>《Paradise Theater》는 단순한 히트곡의 모음집을 넘어, 정교한 기승전결 구조와 서사적 완성도를 갖춘 록 음악의 금자탑입니다. 화려한 화음 가창과 정교하게 안배된 악기들의 유기적인 연주는 왜 스틱스가 당대 최고의 아레나 록 밴드였는지를 명확히 증명합니다. 특히 LP 매체로 감상할 때 느껴지는 입체적인 믹싱과 따뜻하고 풍부한 아날로그 사운드는 극장의 열기와 여운을 한층 더 깊이 있게 전달하며, 80년대 로큰롤의 황금기를 경험하게 하는 귀중한 음악적 유산입니다.</w:t>
+        <w:t>1981년 1월 A&amp;M 레코드를 통해 발매된 스틱스의 통산 10번째 정규 스튜디오 앨범으로, 1928년 대공황 직전에 건립되었다가 1958년 역사의 뒤안길로 사라진 시카고 파라다이스 극장의 흥망성쇠를 통해 현대 물질문명의 허무와 새로운 희망을 노래한 고품격 콘셉트 앨범입니다.</w:t>
+      </w:r>
+    </w:p>
+    <w:p>
+      <w:pPr>
+        <w:spacing w:line="324" w:lineRule="auto" w:after="80"/>
+      </w:pPr>
+      <w:r>
+        <w:rPr w:rFonts="맑은 고딕">
+          <w:rFonts w:ascii="맑은 고딕" w:hAnsi="맑은 고딕" w:eastAsia="맑은 고딕"/>
+          <w:b w:val="0"/>
+          <w:color w:val="6B7280"/>
+          <w:sz w:val="21"/>
+        </w:rPr>
+        <w:t xml:space="preserve">· </w:t>
+      </w:r>
+      <w:r>
+        <w:rPr w:rFonts="맑은 고딕">
+          <w:rFonts w:ascii="맑은 고딕" w:hAnsi="맑은 고딕" w:eastAsia="맑은 고딕"/>
+          <w:b/>
+          <w:color w:val="1F2937"/>
+          <w:sz w:val="21"/>
+        </w:rPr>
+        <w:t xml:space="preserve">LP 인기도(판매량): </w:t>
+      </w:r>
+      <w:r>
+        <w:rPr w:rFonts="맑은 고딕">
+          <w:rFonts w:ascii="맑은 고딕" w:hAnsi="맑은 고딕" w:eastAsia="맑은 고딕"/>
+          <w:b w:val="0"/>
+          <w:sz w:val="21"/>
+        </w:rPr>
+        <w:t>발매 직후 미국 빌보드 200 앨범 차트 정상을 차지하며 3주간 1위의 자리를 지켰고, 미국 내에서만 300만 장 이상의 판매고를 기록하여 RIAA(미국음반산업협회)로부터 트리플 플래티넘을 인증받으며 상업적으로도 최정상의 환희를 누렸습니다.</w:t>
+      </w:r>
+    </w:p>
+    <w:p>
+      <w:pPr>
+        <w:spacing w:line="324" w:lineRule="auto" w:after="80"/>
+      </w:pPr>
+      <w:r>
+        <w:rPr w:rFonts="맑은 고딕">
+          <w:rFonts w:ascii="맑은 고딕" w:hAnsi="맑은 고딕" w:eastAsia="맑은 고딕"/>
+          <w:b w:val="0"/>
+          <w:color w:val="6B7280"/>
+          <w:sz w:val="21"/>
+        </w:rPr>
+        <w:t xml:space="preserve">· </w:t>
+      </w:r>
+      <w:r>
+        <w:rPr w:rFonts="맑은 고딕">
+          <w:rFonts w:ascii="맑은 고딕" w:hAnsi="맑은 고딕" w:eastAsia="맑은 고딕"/>
+          <w:b/>
+          <w:color w:val="1F2937"/>
+          <w:sz w:val="21"/>
+        </w:rPr>
+        <w:t xml:space="preserve">각종 수상경력: </w:t>
+      </w:r>
+      <w:r>
+        <w:rPr w:rFonts="맑은 고딕">
+          <w:rFonts w:ascii="맑은 고딕" w:hAnsi="맑은 고딕" w:eastAsia="맑은 고딕"/>
+          <w:b w:val="0"/>
+          <w:sz w:val="21"/>
+        </w:rPr>
+        <w:t>밴드 역사상 유일무이한 빌보드 앨범 차트 1위 기록과 함께 싱글 "The Best of Times"와 "Too Much Time on My Hands"가 나란히 빌보드 핫 100 톱 10에 진입하였으며, 1981년 아메리칸 뮤직 어워드(AMA) 주요 부문 후보에 오르는 등 음악성과 대중성을 완벽히 포섭한 시대의 명반으로 공인받았습니다.</w:t>
+      </w:r>
+    </w:p>
+    <w:p>
+      <w:pPr>
+        <w:spacing w:line="324" w:lineRule="auto" w:before="200" w:after="80"/>
+      </w:pPr>
+      <w:r>
+        <w:rPr w:rFonts="맑은 고딕">
+          <w:rFonts w:ascii="맑은 고딕" w:hAnsi="맑은 고딕" w:eastAsia="맑은 고딕"/>
+          <w:b/>
+          <w:color w:val="1E3A8A"/>
+          <w:sz w:val="24"/>
+        </w:rPr>
+        <w:t>2. 아티스트 정보</w:t>
+      </w:r>
+    </w:p>
+    <w:p>
+      <w:pPr>
+        <w:spacing w:line="324" w:lineRule="auto" w:after="80"/>
+      </w:pPr>
+      <w:r>
+        <w:rPr w:rFonts="맑은 고딕">
+          <w:rFonts w:ascii="맑은 고딕" w:hAnsi="맑은 고딕" w:eastAsia="맑은 고딕"/>
+          <w:b w:val="0"/>
+          <w:color w:val="6B7280"/>
+          <w:sz w:val="21"/>
+        </w:rPr>
+        <w:t xml:space="preserve">· </w:t>
+      </w:r>
+      <w:r>
+        <w:rPr w:rFonts="맑은 고딕">
+          <w:rFonts w:ascii="맑은 고딕" w:hAnsi="맑은 고딕" w:eastAsia="맑은 고딕"/>
+          <w:b/>
+          <w:color w:val="1F2937"/>
+          <w:sz w:val="21"/>
+        </w:rPr>
+        <w:t xml:space="preserve">국적: </w:t>
+      </w:r>
+      <w:r>
+        <w:rPr w:rFonts="맑은 고딕">
+          <w:rFonts w:ascii="맑은 고딕" w:hAnsi="맑은 고딕" w:eastAsia="맑은 고딕"/>
+          <w:b w:val="0"/>
+          <w:sz w:val="21"/>
+        </w:rPr>
+        <w:t>미국</w:t>
+      </w:r>
+    </w:p>
+    <w:p>
+      <w:pPr>
+        <w:spacing w:line="324" w:lineRule="auto" w:after="80"/>
+      </w:pPr>
+      <w:r>
+        <w:rPr w:rFonts="맑은 고딕">
+          <w:rFonts w:ascii="맑은 고딕" w:hAnsi="맑은 고딕" w:eastAsia="맑은 고딕"/>
+          <w:b w:val="0"/>
+          <w:color w:val="6B7280"/>
+          <w:sz w:val="21"/>
+        </w:rPr>
+        <w:t xml:space="preserve">· </w:t>
+      </w:r>
+      <w:r>
+        <w:rPr w:rFonts="맑은 고딕">
+          <w:rFonts w:ascii="맑은 고딕" w:hAnsi="맑은 고딕" w:eastAsia="맑은 고딕"/>
+          <w:b/>
+          <w:color w:val="1F2937"/>
+          <w:sz w:val="21"/>
+        </w:rPr>
+        <w:t xml:space="preserve">생몰년도: </w:t>
+      </w:r>
+      <w:r>
+        <w:rPr w:rFonts="맑은 고딕">
+          <w:rFonts w:ascii="맑은 고딕" w:hAnsi="맑은 고딕" w:eastAsia="맑은 고딕"/>
+          <w:b w:val="0"/>
+          <w:sz w:val="21"/>
+        </w:rPr>
+        <w:t>1972년 결성 ~ 현재</w:t>
+      </w:r>
+    </w:p>
+    <w:p>
+      <w:pPr>
+        <w:spacing w:line="324" w:lineRule="auto" w:after="80"/>
+      </w:pPr>
+      <w:r>
+        <w:rPr w:rFonts="맑은 고딕">
+          <w:rFonts w:ascii="맑은 고딕" w:hAnsi="맑은 고딕" w:eastAsia="맑은 고딕"/>
+          <w:b w:val="0"/>
+          <w:color w:val="6B7280"/>
+          <w:sz w:val="21"/>
+        </w:rPr>
+        <w:t xml:space="preserve">· </w:t>
+      </w:r>
+      <w:r>
+        <w:rPr w:rFonts="맑은 고딕">
+          <w:rFonts w:ascii="맑은 고딕" w:hAnsi="맑은 고딕" w:eastAsia="맑은 고딕"/>
+          <w:b/>
+          <w:color w:val="1F2937"/>
+          <w:sz w:val="21"/>
+        </w:rPr>
+        <w:t xml:space="preserve">그룹 소속: </w:t>
+      </w:r>
+      <w:r>
+        <w:rPr w:rFonts="맑은 고딕">
+          <w:rFonts w:ascii="맑은 고딕" w:hAnsi="맑은 고딕" w:eastAsia="맑은 고딕"/>
+          <w:b w:val="0"/>
+          <w:sz w:val="21"/>
+        </w:rPr>
+        <w:t>그룹</w:t>
+      </w:r>
+    </w:p>
+    <w:p>
+      <w:pPr>
+        <w:spacing w:line="324" w:lineRule="auto" w:after="80"/>
+      </w:pPr>
+      <w:r>
+        <w:rPr w:rFonts="맑은 고딕">
+          <w:rFonts w:ascii="맑은 고딕" w:hAnsi="맑은 고딕" w:eastAsia="맑은 고딕"/>
+          <w:b w:val="0"/>
+          <w:color w:val="6B7280"/>
+          <w:sz w:val="21"/>
+        </w:rPr>
+        <w:t xml:space="preserve">· </w:t>
+      </w:r>
+      <w:r>
+        <w:rPr w:rFonts="맑은 고딕">
+          <w:rFonts w:ascii="맑은 고딕" w:hAnsi="맑은 고딕" w:eastAsia="맑은 고딕"/>
+          <w:b/>
+          <w:color w:val="1F2937"/>
+          <w:sz w:val="21"/>
+        </w:rPr>
+        <w:t xml:space="preserve">아티스트 소개: </w:t>
+      </w:r>
+      <w:r>
+        <w:rPr w:rFonts="맑은 고딕">
+          <w:rFonts w:ascii="맑은 고딕" w:hAnsi="맑은 고딕" w:eastAsia="맑은 고딕"/>
+          <w:b w:val="0"/>
+          <w:sz w:val="21"/>
+        </w:rPr>
+        <w:t>미국 일리노이주 시카고에서 결성된 스틱스는 클래식 음악의 웅장한 대위법과 하드 록의 역동적인 에너지를 절묘하게 조화시킨 아메리칸 프로그레시브 록의 독보적인 기수입니다. 데니스 드영의 극적이고 서정적인 건반 및 보컬, 토미 쇼와 제임스 영의 날카로우면서도 정교한 트윈 기타가 빚어내는 풍성한 하모니를 앞세워 1970~80년대 스타디움 록의 찬란한 황금기를 이끌었습니다.</w:t>
+      </w:r>
+    </w:p>
+    <w:p>
+      <w:pPr>
+        <w:spacing w:line="324" w:lineRule="auto" w:before="200" w:after="80"/>
+      </w:pPr>
+      <w:r>
+        <w:rPr w:rFonts="맑은 고딕">
+          <w:rFonts w:ascii="맑은 고딕" w:hAnsi="맑은 고딕" w:eastAsia="맑은 고딕"/>
+          <w:b/>
+          <w:color w:val="1E3A8A"/>
+          <w:sz w:val="24"/>
+        </w:rPr>
+        <w:t>3. 음반 상세 분석</w:t>
+      </w:r>
+    </w:p>
+    <w:p>
+      <w:pPr>
+        <w:spacing w:line="324" w:lineRule="auto" w:after="80"/>
+      </w:pPr>
+      <w:r>
+        <w:rPr w:rFonts="맑은 고딕">
+          <w:rFonts w:ascii="맑은 고딕" w:hAnsi="맑은 고딕" w:eastAsia="맑은 고딕"/>
+          <w:b w:val="0"/>
+          <w:color w:val="6B7280"/>
+          <w:sz w:val="21"/>
+        </w:rPr>
+        <w:t xml:space="preserve">· </w:t>
+      </w:r>
+      <w:r>
+        <w:rPr w:rFonts="맑은 고딕">
+          <w:rFonts w:ascii="맑은 고딕" w:hAnsi="맑은 고딕" w:eastAsia="맑은 고딕"/>
+          <w:b/>
+          <w:color w:val="1F2937"/>
+          <w:sz w:val="21"/>
+        </w:rPr>
+        <w:t xml:space="preserve">역사적 위치: </w:t>
+      </w:r>
+      <w:r>
+        <w:rPr w:rFonts="맑은 고딕">
+          <w:rFonts w:ascii="맑은 고딕" w:hAnsi="맑은 고딕" w:eastAsia="맑은 고딕"/>
+          <w:b w:val="0"/>
+          <w:sz w:val="21"/>
+        </w:rPr>
+        <w:t>1970년대 브리티시 프로그레시브 록이 구축해 놓은 장대한 구성미를 미국적 정서와 명징한 멜로디 감각으로 재해석하여 완성한 아레나 록의 기념비적 이정표입니다. 단순한 히트곡의 나열을 넘어 앨범 전체가 유기적으로 호흡하는 완결된 테마 구조를 지니고 있어, 록 음악이 도달할 수 있는 높은 서사적 품격을 증명한 팝/록 역사의 빛나는 성취로 자리매김하고 있습니다.</w:t>
+      </w:r>
+    </w:p>
+    <w:p>
+      <w:pPr>
+        <w:spacing w:line="324" w:lineRule="auto" w:after="80"/>
+      </w:pPr>
+      <w:r>
+        <w:rPr w:rFonts="맑은 고딕">
+          <w:rFonts w:ascii="맑은 고딕" w:hAnsi="맑은 고딕" w:eastAsia="맑은 고딕"/>
+          <w:b w:val="0"/>
+          <w:color w:val="6B7280"/>
+          <w:sz w:val="21"/>
+        </w:rPr>
+        <w:t xml:space="preserve">· </w:t>
+      </w:r>
+      <w:r>
+        <w:rPr w:rFonts="맑은 고딕">
+          <w:rFonts w:ascii="맑은 고딕" w:hAnsi="맑은 고딕" w:eastAsia="맑은 고딕"/>
+          <w:b/>
+          <w:color w:val="1F2937"/>
+          <w:sz w:val="21"/>
+        </w:rPr>
+        <w:t xml:space="preserve">시대의 흔적(스토리텔링): </w:t>
+      </w:r>
+      <w:r>
+        <w:rPr w:rFonts="맑은 고딕">
+          <w:rFonts w:ascii="맑은 고딕" w:hAnsi="맑은 고딕" w:eastAsia="맑은 고딕"/>
+          <w:b w:val="0"/>
+          <w:sz w:val="21"/>
+        </w:rPr>
+        <w:t>1970년대의 오일쇼크와 경제적 침체, 베트남전의 깊은 상흔을 지나 불확실한 1980년대의 문턱에 섰던 미국 사회의 불안과 청춘들의 방황을 극장이라는 상징적 공간을 통해 위로한 시대의 거울입니다. 옛 시절의 찬란한 영광에 대한 향수와 녹록지 않은 현실을 헤쳐 나가야 했던 당대 젊은이들의 감수성이 음반의 소릿골마다 아릿한 공감대로 아로새겨져 있습니다.</w:t>
+      </w:r>
+    </w:p>
+    <w:p>
+      <w:pPr>
+        <w:spacing w:line="324" w:lineRule="auto" w:before="200" w:after="80"/>
+      </w:pPr>
+      <w:r>
+        <w:rPr w:rFonts="맑은 고딕">
+          <w:rFonts w:ascii="맑은 고딕" w:hAnsi="맑은 고딕" w:eastAsia="맑은 고딕"/>
+          <w:b/>
+          <w:color w:val="1E3A8A"/>
+          <w:sz w:val="24"/>
+        </w:rPr>
+        <w:t>4. 주요 수록곡 및 감상 제언</w:t>
+      </w:r>
+    </w:p>
+    <w:p>
+      <w:pPr>
+        <w:spacing w:line="324" w:lineRule="auto" w:after="80"/>
+      </w:pPr>
+      <w:r>
+        <w:rPr w:rFonts="맑은 고딕">
+          <w:rFonts w:ascii="맑은 고딕" w:hAnsi="맑은 고딕" w:eastAsia="맑은 고딕"/>
+          <w:b w:val="0"/>
+          <w:color w:val="6B7280"/>
+          <w:sz w:val="21"/>
+        </w:rPr>
+        <w:t xml:space="preserve">· </w:t>
+      </w:r>
+      <w:r>
+        <w:rPr w:rFonts="맑은 고딕">
+          <w:rFonts w:ascii="맑은 고딕" w:hAnsi="맑은 고딕" w:eastAsia="맑은 고딕"/>
+          <w:b/>
+          <w:color w:val="1F2937"/>
+          <w:sz w:val="21"/>
+        </w:rPr>
+        <w:t xml:space="preserve">주요 수록곡 특징: </w:t>
+      </w:r>
+      <w:r>
+        <w:rPr w:rFonts="맑은 고딕">
+          <w:rFonts w:ascii="맑은 고딕" w:hAnsi="맑은 고딕" w:eastAsia="맑은 고딕"/>
+          <w:b w:val="0"/>
+          <w:sz w:val="21"/>
+        </w:rPr>
+        <w:t>애수 어린 피아노 인트로로 시작해 폭발적인 클라이맥스로 치닫는 불멸의 파워 발라드 "The Best of Times", 감각적인 신시사이저 리프 위로 젊은 날의 무료함과 고뇌를 경쾌하게 역설한 "Too Much Time on My Hands", 브라스 섹션과 록 사운드의 융합이 전율을 자아내는 "Rockin' the Paradise", 그리고 극장의 문을 열고 닫듯 비장미와 여운을 전하는 "A.D. 1928"과 "A.D. 1958" 등 수록곡 하나하나가 한 편의 완벽한 악극을 이루고 있습니다.</w:t>
+      </w:r>
+    </w:p>
+    <w:p>
+      <w:pPr>
+        <w:spacing w:line="324" w:lineRule="auto" w:after="80"/>
+      </w:pPr>
+      <w:r>
+        <w:rPr w:rFonts="맑은 고딕">
+          <w:rFonts w:ascii="맑은 고딕" w:hAnsi="맑은 고딕" w:eastAsia="맑은 고딕"/>
+          <w:b w:val="0"/>
+          <w:color w:val="6B7280"/>
+          <w:sz w:val="21"/>
+        </w:rPr>
+        <w:t xml:space="preserve">· </w:t>
+      </w:r>
+      <w:r>
+        <w:rPr w:rFonts="맑은 고딕">
+          <w:rFonts w:ascii="맑은 고딕" w:hAnsi="맑은 고딕" w:eastAsia="맑은 고딕"/>
+          <w:b/>
+          <w:color w:val="1F2937"/>
+          <w:sz w:val="21"/>
+        </w:rPr>
+        <w:t xml:space="preserve">빈티지 감상 제언: </w:t>
+      </w:r>
+      <w:r>
+        <w:rPr w:rFonts="맑은 고딕">
+          <w:rFonts w:ascii="맑은 고딕" w:hAnsi="맑은 고딕" w:eastAsia="맑은 고딕"/>
+          <w:b w:val="0"/>
+          <w:sz w:val="21"/>
+        </w:rPr>
+        <w:t>진공관 앰프의 은은한 온기가 데니스 드영의 아날로그 건반 터치와 현악 오케스트레이션에 스며들 때 LP 사운드의 진가가 온전히 드러납니다. 묵직한 플래터의 회전을 타고 흐르는 어쿠스틱 사운드와 입체적인 보컬 화음은 마치 1930년대 아르데코 양식의 화려한 오페라 극장 로열 박스석에서 공연을 직접 관람하는 듯한 황홀한 공간감을 선사합니다.</w:t>
+      </w:r>
+    </w:p>
+    <w:p>
+      <w:pPr>
+        <w:spacing w:line="324" w:lineRule="auto" w:after="80"/>
+      </w:pPr>
+      <w:r>
+        <w:rPr w:rFonts="맑은 고딕">
+          <w:rFonts w:ascii="맑은 고딕" w:hAnsi="맑은 고딕" w:eastAsia="맑은 고딕"/>
+          <w:b w:val="0"/>
+          <w:color w:val="6B7280"/>
+          <w:sz w:val="21"/>
+        </w:rPr>
+        <w:t xml:space="preserve">· </w:t>
+      </w:r>
+      <w:r>
+        <w:rPr w:rFonts="맑은 고딕">
+          <w:rFonts w:ascii="맑은 고딕" w:hAnsi="맑은 고딕" w:eastAsia="맑은 고딕"/>
+          <w:b/>
+          <w:color w:val="1F2937"/>
+          <w:sz w:val="21"/>
+        </w:rPr>
+        <w:t xml:space="preserve">소장 가치: </w:t>
+      </w:r>
+      <w:r>
+        <w:rPr w:rFonts="맑은 고딕">
+          <w:rFonts w:ascii="맑은 고딕" w:hAnsi="맑은 고딕" w:eastAsia="맑은 고딕"/>
+          <w:b w:val="0"/>
+          <w:sz w:val="21"/>
+        </w:rPr>
+        <w:t>음악적 완결성은 물론 80년대 콘셉트 앨범 미학의 정점을 보여주는 사료로서 팝·록 컬렉터들에게 영구 소장의 필청반입니다. 특히 초반 LP의 Side 2에 정교하게 각인된 오리지널 레이저 에칭(Laser-etched) 아트워크는 바이닐 황금기 최고의 물리적 예술성을 증명하는 유산으로, 소장하는 것만으로도 시각과 청각 모두를 만족시키는 특별한 예술품의 가치를 지닙니다.</w:t>
+      </w:r>
+    </w:p>
+    <w:p>
+      <w:pPr>
+        <w:spacing w:line="324" w:lineRule="auto" w:after="120" w:before="160"/>
+      </w:pPr>
+      <w:r>
+        <w:rPr w:rFonts="맑은 고딕">
+          <w:rFonts w:ascii="맑은 고딕" w:hAnsi="맑은 고딕" w:eastAsia="맑은 고딕"/>
+          <w:b/>
+          <w:color w:val="4338CA"/>
+          <w:sz w:val="21"/>
+        </w:rPr>
+        <w:t>이 음반을 통해 아날로그 소릿골이 길어 올린 지나간 영광의 무대와 가슴 뭉클한 멜로디가 전해주는 감동을 다시 한번 경험해 보시는 것은 어떨까요?</w:t>
       </w:r>
     </w:p>
     <w:sectPr>
       <w:pgSz w:w="12240" w:h="15840"/>
-      <w:pgMar w:top="1440" w:right="1440" w:bottom="1440" w:left="1440" w:header="720" w:footer="720" w:gutter="0"/>
+      <w:pgMar w:top="1152" w:right="1296" w:bottom="1152" w:left="1296" w:header="720" w:footer="720" w:gutter="0"/>
       <w:cols w:space="720"/>
       <w:docGrid w:linePitch="360"/>
     </w:sectPr>

--- a/word_reports/LP_0324_위치_179_Styx_Paradise Theater.docx
+++ b/word_reports/LP_0324_위치_179_Styx_Paradise Theater.docx
@@ -32,7 +32,7 @@
     </w:p>
     <w:p>
       <w:pPr>
-        <w:spacing w:line="324" w:lineRule="auto" w:before="80" w:after="160"/>
+        <w:spacing w:line="324" w:lineRule="auto" w:before="80" w:after="120"/>
       </w:pPr>
       <w:r>
         <w:rPr w:rFonts="맑은 고딕">
@@ -42,13 +42,6 @@
           <w:sz w:val="22"/>
         </w:rPr>
         <w:t xml:space="preserve">[음반 소개] </w:t>
-      </w:r>
-      <w:r>
-        <w:rPr w:rFonts="맑은 고딕">
-          <w:rFonts w:ascii="맑은 고딕" w:hAnsi="맑은 고딕" w:eastAsia="맑은 고딕"/>
-          <w:b w:val="0"/>
-          <w:sz w:val="21"/>
-        </w:rPr>
       </w:r>
     </w:p>
     <w:p>
@@ -61,7 +54,33 @@
           <w:b w:val="0"/>
           <w:sz w:val="21"/>
         </w:rPr>
-        <w:t>1981년 벽두에 발표된 스틱스(Styx)의 열 번째 정규 앨범 《Paradise Theater》는 한 시대의 찬란했던 번영과 서글픈 쇠락을 웅장한 록 오페라의 필치로 그려낸 기념비적 걸작입니다. 시카고의 유서 깊은 '파라다이스 극장'의 개관과 몰락을 모티프 삼아, 급변하는 시대의 소용돌이 속에서 피어난 인간 군상의 꿈과 상실감을 한 편의 서사시처럼 유려하게 엮어내었습니다. 정교한 프로그레시브 록의 미학과 가슴을 울리는 AOR(Adult Oriented Rock) 특유의 유려한 선율이 완벽한 조화를 이루며 반세기가 흐른 오늘날에도 변함없는 낭만을 전합니다. 턴테이블의 바늘 끝에서 피어오르는 화려한 브라스와 서정적인 피아노의 화음은 청자를 아련한 노스탤지어가 일렁이는 과거의 찬연한 무대로 인도합니다.</w:t>
+        <w:t>1981년 벽두에 발표된 스틱스(Styx)의 통산 열 번째 정규 앨범 《Paradise Theater》는 대중음악이 건축적 상상력과 서사 문학의 깊이를 만났을 때 도달할 수 있는 가장 찬란한 예술적 정점을 보여주는 기념비적 역작입니다. 본작은 1928년 대공황의 직전에 화려하게 문을 열었다가 전후(戰後) 도시의 쇠락과 함께 1958년 흔적도 없이 허물어진 시카고의 실존 극장 '파라다이스 티어터'의 파란만장한 연대기를 모티브로 삼고 있습니다. 밴드는 한 시대를 풍미했던 찬란한 극장의 부침(浮沈)을 거울삼아, 1970년대 말 오일 쇼크와 경제적 불황으로 방향 감각을 잃어가던 당대 미국의 자화상과 인간 영혼의 상실을 웅장한 록 오페라의 필치로 화폭에 담아냈습니다.</w:t>
+      </w:r>
+    </w:p>
+    <w:p>
+      <w:pPr>
+        <w:spacing w:line="324" w:lineRule="auto" w:after="120"/>
+      </w:pPr>
+      <w:r>
+        <w:rPr w:rFonts="맑은 고딕">
+          <w:rFonts w:ascii="맑은 고딕" w:hAnsi="맑은 고딕" w:eastAsia="맑은 고딕"/>
+          <w:b w:val="0"/>
+          <w:sz w:val="21"/>
+        </w:rPr>
+        <w:t>음반의 심미적 성취는 데니스 드영(Dennis DeYoung)의 드라마틱한 연극적 감수성과 토미 쇼(Tommy Shaw), 제임스 영(James Young)이 주도하는 정통 아메리칸 하드 록의 에너지가 이룩한 완벽한 화학적 결합에 기인합니다. 프로그레시브 록의 정교하고 장엄한 구성미를 잃지 않으면서도, 대중의 가슴을 단숨에 관통하는 선율의 흡인력은 당대 팝 음악계에서 유례를 찾아보기 힘든 수준이었습니다. 화려한 네온사인과 붉은 벨벳 커튼 너머로 울려 퍼지는 서정적인 피아노와 날카로운 일렉트릭 기타의 대화는 청자들로 하여금 마치 1930년대 웅장한 무대의 한가운데 서 있는 듯한 시공간의 전이를 경험하게 만듭니다.</w:t>
+      </w:r>
+    </w:p>
+    <w:p>
+      <w:pPr>
+        <w:spacing w:line="324" w:lineRule="auto" w:after="120"/>
+      </w:pPr>
+      <w:r>
+        <w:rPr w:rFonts="맑은 고딕">
+          <w:rFonts w:ascii="맑은 고딕" w:hAnsi="맑은 고딕" w:eastAsia="맑은 고딕"/>
+          <w:b w:val="0"/>
+          <w:sz w:val="21"/>
+        </w:rPr>
+        <w:t>무엇보다 이 앨범이 오늘날까지 세월의 더께를 이겨내고 불멸의 울림을 전하는 이유는, 찬란했던 꿈의 붕괴 뒤편에 남겨진 인간에 대한 따뜻한 연민과 회복의 메시지 때문입니다. 프롤로그 격인 "A.D. 1928"의 풋풋한 낙관주의에서 출발하여 에필로그 "A.D. 1958"의 쓸쓸한 잔영으로 회귀하는 수미상관의 구조는, 유한한 삶 속에서 잃어버린 낙원을 향해 끊임없이 손을 뻗는 우리 모두의 숭고한 노스탤지어를 어루만집니다. 맹목적인 번영 뒤에 찾아온 공허 속에서도 끝내 인간적 온기를 긍정하는 본작은, 아날로그 황금기가 빚어낸 가장 우아하고 비장미 넘치는 록의 서사시로 기억되기에 부족함이 없습니다.</w:t>
       </w:r>
     </w:p>
     <w:p>
@@ -168,7 +187,7 @@
           <w:b w:val="0"/>
           <w:sz w:val="21"/>
         </w:rPr>
-        <w:t>1981년 1월 A&amp;M 레코드를 통해 발매된 스틱스의 통산 10번째 정규 스튜디오 앨범으로, 1928년 대공황 직전에 건립되었다가 1958년 역사의 뒤안길로 사라진 시카고 파라다이스 극장의 흥망성쇠를 통해 현대 물질문명의 허무와 새로운 희망을 노래한 고품격 콘셉트 앨범입니다.</w:t>
+        <w:t>1981년 1월 A&amp;M 레코드를 통해 발매된 스틱스의 10번째 정규 스튜디오 앨범으로, 1920년대 호황기부터 1950년대 쇠락기까지의 시카고 극장을 통해 현대 문명의 명암을 고찰한 콘셉트 명반.</w:t>
       </w:r>
     </w:p>
     <w:p>
@@ -199,7 +218,7 @@
           <w:b w:val="0"/>
           <w:sz w:val="21"/>
         </w:rPr>
-        <w:t>발매 직후 미국 빌보드 200 앨범 차트 정상을 차지하며 3주간 1위의 자리를 지켰고, 미국 내에서만 300만 장 이상의 판매고를 기록하여 RIAA(미국음반산업협회)로부터 트리플 플래티넘을 인증받으며 상업적으로도 최정상의 환희를 누렸습니다.</w:t>
+        <w:t>빌보드 200 앨범 차트에서 비연속 3주간 1위를 차지하였으며, 미국 음반 산업 협회(RIAA)로부터 300만 장 이상의 판매고를 인정받아 트리플 플래티넘(3x Multi-Platinum)을 기록한 당대 최고의 메가 히트작.</w:t>
       </w:r>
     </w:p>
     <w:p>
@@ -230,7 +249,7 @@
           <w:b w:val="0"/>
           <w:sz w:val="21"/>
         </w:rPr>
-        <w:t>밴드 역사상 유일무이한 빌보드 앨범 차트 1위 기록과 함께 싱글 "The Best of Times"와 "Too Much Time on My Hands"가 나란히 빌보드 핫 100 톱 10에 진입하였으며, 1981년 아메리칸 뮤직 어워드(AMA) 주요 부문 후보에 오르는 등 음악성과 대중성을 완벽히 포섭한 시대의 명반으로 공인받았습니다.</w:t>
+        <w:t>1981년 그래미 어워드 최우수 록 듀오/그룹 보컬 퍼포먼스 부문 노미네이트 및 1982년 아메리칸 뮤직 어워즈(AMA) 최우수 팝/록 밴드 부문 후보 선정 등 대중성과 예술성을 동시에 공인받음.</w:t>
       </w:r>
     </w:p>
     <w:p>
@@ -275,7 +294,7 @@
           <w:b w:val="0"/>
           <w:sz w:val="21"/>
         </w:rPr>
-        <w:t>미국</w:t>
+        <w:t>미국 (일리노이주 시카고)</w:t>
       </w:r>
     </w:p>
     <w:p>
@@ -337,7 +356,7 @@
           <w:b w:val="0"/>
           <w:sz w:val="21"/>
         </w:rPr>
-        <w:t>그룹</w:t>
+        <w:t>5인조 프로그레시브/아레나 록 그룹 (데니스 드영, 토미 쇼, 제임스 영, 척 파노조, 존 파노조)</w:t>
       </w:r>
     </w:p>
     <w:p>
@@ -368,7 +387,7 @@
           <w:b w:val="0"/>
           <w:sz w:val="21"/>
         </w:rPr>
-        <w:t>미국 일리노이주 시카고에서 결성된 스틱스는 클래식 음악의 웅장한 대위법과 하드 록의 역동적인 에너지를 절묘하게 조화시킨 아메리칸 프로그레시브 록의 독보적인 기수입니다. 데니스 드영의 극적이고 서정적인 건반 및 보컬, 토미 쇼와 제임스 영의 날카로우면서도 정교한 트윈 기타가 빚어내는 풍성한 하모니를 앞세워 1970~80년대 스타디움 록의 찬란한 황금기를 이끌었습니다.</w:t>
+        <w:t>클래시컬한 건반 오케스트레이션과 격정적인 하드 록 사운드를 유려하게 융합하여 70~80년대 '폼프 록(Pomp Rock)'의 전성기를 견인한 미국의 전설적인 밴드입니다. 서사시적 세계관을 담아내는 정교한 콘셉트 앨범의 미학과 빼어난 대중적 멜로디 감각을 결합하여 팝 음악사에 굵직한 궤적을 남겼습니다.</w:t>
       </w:r>
     </w:p>
     <w:p>
@@ -413,7 +432,7 @@
           <w:b w:val="0"/>
           <w:sz w:val="21"/>
         </w:rPr>
-        <w:t>1970년대 브리티시 프로그레시브 록이 구축해 놓은 장대한 구성미를 미국적 정서와 명징한 멜로디 감각으로 재해석하여 완성한 아레나 록의 기념비적 이정표입니다. 단순한 히트곡의 나열을 넘어 앨범 전체가 유기적으로 호흡하는 완결된 테마 구조를 지니고 있어, 록 음악이 도달할 수 있는 높은 서사적 품격을 증명한 팝/록 역사의 빛나는 성취로 자리매김하고 있습니다.</w:t>
+        <w:t>프로그레시브 록의 지적인 서사 구조와 라디오 프렌들리한 아레나 록 사운드가 가장 이상적으로 맞물린 1980년대 콘셉트 앨범의 모범적 결정체입니다. 상업적 록 음악 역시 문학적 주제의식과 연극적 무대미학을 품은 고도의 종합 예술로 승화될 수 있음을 증명한 명반입니다.</w:t>
       </w:r>
     </w:p>
     <w:p>
@@ -444,7 +463,7 @@
           <w:b w:val="0"/>
           <w:sz w:val="21"/>
         </w:rPr>
-        <w:t>1970년대의 오일쇼크와 경제적 침체, 베트남전의 깊은 상흔을 지나 불확실한 1980년대의 문턱에 섰던 미국 사회의 불안과 청춘들의 방황을 극장이라는 상징적 공간을 통해 위로한 시대의 거울입니다. 옛 시절의 찬란한 영광에 대한 향수와 녹록지 않은 현실을 헤쳐 나가야 했던 당대 젊은이들의 감수성이 음반의 소릿골마다 아릿한 공감대로 아로새겨져 있습니다.</w:t>
+        <w:t>1970년대 말의 장기 불황과 제조업의 몰락(러스트 벨트의 태동) 속에서 상실감에 젖어 있던 미국인들에게 지나간 황금기에 대한 향수와 현실 극복의 용기를 안겨주었습니다. 화려했던 '낙원(Paradise)'의 붕괴는 곧 미국적 이상의 상흔을 비유하며, 차가운 신자유주의 물결이 일기 시작하던 전환기 청춘들의 내면적 불안을 따뜻하게 위무해 주었습니다.</w:t>
       </w:r>
     </w:p>
     <w:p>
@@ -489,7 +508,7 @@
           <w:b w:val="0"/>
           <w:sz w:val="21"/>
         </w:rPr>
-        <w:t>애수 어린 피아노 인트로로 시작해 폭발적인 클라이맥스로 치닫는 불멸의 파워 발라드 "The Best of Times", 감각적인 신시사이저 리프 위로 젊은 날의 무료함과 고뇌를 경쾌하게 역설한 "Too Much Time on My Hands", 브라스 섹션과 록 사운드의 융합이 전율을 자아내는 "Rockin' the Paradise", 그리고 극장의 문을 열고 닫듯 비장미와 여운을 전하는 "A.D. 1928"과 "A.D. 1958" 등 수록곡 하나하나가 한 편의 완벽한 악극을 이루고 있습니다.</w:t>
+        <w:t>애절한 피아노 타건과 멜로트론 선율 위로 회한과 희망이 교차하는 불멸의 명발라드 "The Best of Times", 토미 쇼의 경쾌하고도 불안한 기타 리프가 현대인의 권태를 포착한 "Too Much Time on My Hands", 그리고 앨범의 문을 열고 닫으며 연극적 여운을 완성하는 소품 "A.D. 1928"과 "A.D. 1958"의 유기적 흐름이 백미를 이룹니다.</w:t>
       </w:r>
     </w:p>
     <w:p>
@@ -520,7 +539,7 @@
           <w:b w:val="0"/>
           <w:sz w:val="21"/>
         </w:rPr>
-        <w:t>진공관 앰프의 은은한 온기가 데니스 드영의 아날로그 건반 터치와 현악 오케스트레이션에 스며들 때 LP 사운드의 진가가 온전히 드러납니다. 묵직한 플래터의 회전을 타고 흐르는 어쿠스틱 사운드와 입체적인 보컬 화음은 마치 1930년대 아르데코 양식의 화려한 오페라 극장 로열 박스석에서 공연을 직접 관람하는 듯한 황홀한 공간감을 선사합니다.</w:t>
+        <w:t>데니스 드영의 피아노 타건 음향과 두터운 아날로그 신시사이저의 질감은 진공관 앰프의 부드러운 배음과 만났을 때 드넓은 오페라 하우스의 공간감으로 만개합니다. 턴테이블 카트리지가 그루브를 긁으며 피워 올리는 특유의 온화한 에어감에 몸을 맡긴 채, 조명을 낮추고 한 편의 뮤지컬 무대를 관람하듯 A면 첫 곡부터 B면 마지막 곡까지 호흡을 멈추지 않고 감상하시길 권합니다.</w:t>
       </w:r>
     </w:p>
     <w:p>
@@ -551,7 +570,7 @@
           <w:b w:val="0"/>
           <w:sz w:val="21"/>
         </w:rPr>
-        <w:t>음악적 완결성은 물론 80년대 콘셉트 앨범 미학의 정점을 보여주는 사료로서 팝·록 컬렉터들에게 영구 소장의 필청반입니다. 특히 초반 LP의 Side 2에 정교하게 각인된 오리지널 레이저 에칭(Laser-etched) 아트워크는 바이닐 황금기 최고의 물리적 예술성을 증명하는 유산으로, 소장하는 것만으로도 시각과 청각 모두를 만족시키는 특별한 예술품의 가치를 지닙니다.</w:t>
+        <w:t>음반 역사상 최초로 바이닐 뒷면에 레이저 에칭(Laser-etched) 특수 공법을 도입하여 빛의 각도에 따라 극장의 문양이 아롱거리도록 제작된 초반 프레싱의 희소성은 물론, 1920년대 아르데코 양식을 정교하게 복원한 게이트폴드 커버는 시각과 청각을 동시에 충족시키는 최고의 아날로그 컬렉터스 아이템입니다.</w:t>
       </w:r>
     </w:p>
     <w:p>
@@ -565,7 +584,7 @@
           <w:color w:val="4338CA"/>
           <w:sz w:val="21"/>
         </w:rPr>
-        <w:t>이 음반을 통해 아날로그 소릿골이 길어 올린 지나간 영광의 무대와 가슴 뭉클한 멜로디가 전해주는 감동을 다시 한번 경험해 보시는 것은 어떨까요?</w:t>
+        <w:t>이 음반을 통해 화려했던 낙원의 잔해 속에서 피어나는 아날로그 사운드의 낭만과 세월을 초월한 서정성이 전해주는 감동을 다시 한번 경험해 보시는 것은 어떨까요?</w:t>
       </w:r>
     </w:p>
     <w:sectPr>
